--- a/qiminyaosu/ralph/生产稿_600/01_衣事/现代齐民要术_01-15-5_买衣服时怎么看出一件衣服可能很难打理_生产稿.docx
+++ b/qiminyaosu/ralph/生产稿_600/01_衣事/现代齐民要术_01-15-5_买衣服时怎么看出一件衣服可能很难打理_生产稿.docx
@@ -820,13 +820,7 @@
     </w:p>
     <w:p>
       <w:r>
-        <w:rPr>
-          <w:b/>
-        </w:rPr>
-        <w:t>START_FRAME：</w:t>
-      </w:r>
-      <w:r>
-        <w:t>现代中国城市家庭洗衣阳台：米白墙面、浅木储物柜、白色前开门滚筒洗衣机、灰白台面，上午左侧自然光；主体与开头相扣。</w:t>
+        <w:t>START_FRAME（首帧·五锁）：同一衣事空间近景：浅色棉质衣物/织物居中，洗衣阳台、滚筒洗衣机环境清晰，上午左侧自然光，光比柔和，构图以买衣服时怎么看出一件衣服可能很难打理对应的冲突对象为主体。</w:t>
       </w:r>
     </w:p>
     <w:p>
@@ -864,13 +858,7 @@
     </w:p>
     <w:p>
       <w:r>
-        <w:rPr>
-          <w:b/>
-        </w:rPr>
-        <w:t>END_FRAME：</w:t>
-      </w:r>
-      <w:r>
-        <w:t>稳定停在可桥接的尾帧，作下一镜首帧。</w:t>
+        <w:t>END_FRAME（尾帧·五锁）：镜头稳定停在衣事空间的一个清晰物件/结构上（浅色棉质衣物/织物，上午左侧自然光，光比柔和），形态位置与下一镜首帧一致，作桥接帧。</w:t>
       </w:r>
     </w:p>
     <w:p>
@@ -913,7 +901,10 @@
     </w:p>
     <w:p>
       <w:r>
-        <w:t>9:16 竖屏，高级半写实 3D/2.5D 现代家庭科学动画。现代中国城市家庭洗衣阳台：米白墙面、浅木储物柜、白色前开门滚筒洗衣机、灰白台面，上午左侧自然光。0—3s 引入「买衣服时怎么看出一件衣服可能很难打理」主视觉事件；3—7s 演示/讲解机制与操作；7—10s 收束停在尾帧。无中文文字/字幕/Logo/水印；保持同一光线与镜头空间；无伪实验/伪专家；不出现可读数字表格。</w:t>
+        <w:rPr>
+          <w:b w:val="0"/>
+        </w:rPr>
+        <w:t>9:16 竖屏，高级半写实 3D/2.5D 现代家庭科学动画。现代中国家庭洗衣阳台：米白墙面、浅木储物柜、白色前开门滚筒洗衣机、灰白台面，上午左侧自然光。本镜主题「买衣服时怎么看出一件衣服可能很难打理」（母题变量：纤维结构、摩擦和张力导致的形变、领口、针织、毛衣的不同失效模式、洗涤和晾晒如何降低机械损伤、购买时从材质/织法预判维护难度）。0—3s：放大冲突/常见错误，前1-3秒制造留存；3—7s：用连续镜头把机制或做法讲透；7—10s：收束停在悬念、判断点。本段用横向时间轴/进度条推进，便于理解时长或顺序。本段用收藏型清单，条目逐个打钩点亮。本段用家庭系统简图，节点连线呈现要素关系。动画风格借用：纤维微观 / 污渍脱落 / 水膜泡沫 / 滚筒机械运动 / 布料变形。镜头最后稳定帧直接作为下一镜首帧。。无中文文字/字幕/Logo/水印/名牌；不改变衣服/材质/产品外观颜色；不出现可读数字表格；不做伪实景/伪医生/伪检测画面。</w:t>
       </w:r>
     </w:p>
     <w:p/>
@@ -960,13 +951,7 @@
     </w:p>
     <w:p>
       <w:r>
-        <w:rPr>
-          <w:b/>
-        </w:rPr>
-        <w:t>START_FRAME：</w:t>
-      </w:r>
-      <w:r>
-        <w:t>现代中国城市家庭洗衣阳台：米白墙面、浅木储物柜、白色前开门滚筒洗衣机、灰白台面，上午左侧自然光；主体与开头相扣。</w:t>
+        <w:t>START_FRAME（首帧·五锁）：自上一镜尾帧继承：浅色棉质衣物/织物保持相同形态/材质/位置，上午左侧自然光，光比柔和，构图连续（五锁）。</w:t>
       </w:r>
     </w:p>
     <w:p>
@@ -1004,13 +989,7 @@
     </w:p>
     <w:p>
       <w:r>
-        <w:rPr>
-          <w:b/>
-        </w:rPr>
-        <w:t>END_FRAME：</w:t>
-      </w:r>
-      <w:r>
-        <w:t>稳定停在可桥接的尾帧，作下一镜首帧。</w:t>
+        <w:t>END_FRAME（尾帧·五锁）：镜头稳定停在衣事空间的一个清晰物件/结构上（浅色棉质衣物/织物，上午左侧自然光，光比柔和），形态位置与下一镜首帧一致，作桥接帧。</w:t>
       </w:r>
     </w:p>
     <w:p>
@@ -1053,7 +1032,10 @@
     </w:p>
     <w:p>
       <w:r>
-        <w:t>9:16 竖屏，高级半写实 3D/2.5D 现代家庭科学动画。现代中国城市家庭洗衣阳台：米白墙面、浅木储物柜、白色前开门滚筒洗衣机、灰白台面，上午左侧自然光。0—3s 引入「买衣服时怎么看出一件衣服可能很难打理」主视觉事件；3—7s 演示/讲解机制与操作；7—10s 收束停在尾帧。无中文文字/字幕/Logo/水印；保持同一光线与镜头空间；无伪实验/伪专家；不出现可读数字表格。</w:t>
+        <w:rPr>
+          <w:b w:val="0"/>
+        </w:rPr>
+        <w:t>9:16 竖屏，高级半写实 3D/2.5D 现代家庭科学动画。现代中国家庭洗衣阳台：米白墙面、浅木储物柜、白色前开门滚筒洗衣机、灰白台面，上午左侧自然光。本镜主题「买衣服时怎么看出一件衣服可能很难打理」（母题变量：纤维结构、摩擦和张力导致的形变、领口、针织、毛衣的不同失效模式、洗涤和晾晒如何降低机械损伤、购买时从材质/织法预判维护难度）。0—3s：从日常画面进入微观/剖面/透视；3—7s：用粒子、流动、结构示意表现机制；7—10s：从示意回到现实并落点。本段用横向时间轴/进度条推进，便于理解时长或顺序。本段用收藏型清单，条目逐个打钩点亮。本段用家庭系统简图，节点连线呈现要素关系。动画风格借用：纤维微观 / 污渍脱落 / 水膜泡沫 / 滚筒机械运动 / 布料变形。镜头最后稳定帧直接作为下一镜首帧。。无中文文字/字幕/Logo/水印/名牌；不改变衣服/材质/产品外观颜色；不出现可读数字表格；不做伪实景/伪医生/伪检测画面。</w:t>
       </w:r>
     </w:p>
     <w:p/>
@@ -1100,13 +1082,7 @@
     </w:p>
     <w:p>
       <w:r>
-        <w:rPr>
-          <w:b/>
-        </w:rPr>
-        <w:t>START_FRAME：</w:t>
-      </w:r>
-      <w:r>
-        <w:t>现代中国城市家庭洗衣阳台：米白墙面、浅木储物柜、白色前开门滚筒洗衣机、灰白台面，上午左侧自然光；主体与开头相扣。</w:t>
+        <w:t>START_FRAME（首帧·五锁）：自上一镜尾帧继承：浅色棉质衣物/织物保持相同形态/材质/位置，上午左侧自然光，光比柔和，构图连续（五锁）。</w:t>
       </w:r>
     </w:p>
     <w:p>
@@ -1144,13 +1120,7 @@
     </w:p>
     <w:p>
       <w:r>
-        <w:rPr>
-          <w:b/>
-        </w:rPr>
-        <w:t>END_FRAME：</w:t>
-      </w:r>
-      <w:r>
-        <w:t>稳定停在可桥接的尾帧，作下一镜首帧。</w:t>
+        <w:t>END_FRAME（尾帧·五锁）：镜头稳定停在衣事空间的一个清晰物件/结构上（浅色棉质衣物/织物，上午左侧自然光，光比柔和），形态位置与下一镜首帧一致，作桥接帧。</w:t>
       </w:r>
     </w:p>
     <w:p>
@@ -1193,7 +1163,10 @@
     </w:p>
     <w:p>
       <w:r>
-        <w:t>9:16 竖屏，高级半写实 3D/2.5D 现代家庭科学动画。现代中国城市家庭洗衣阳台：米白墙面、浅木储物柜、白色前开门滚筒洗衣机、灰白台面，上午左侧自然光。0—3s 引入「买衣服时怎么看出一件衣服可能很难打理」主视觉事件；3—7s 演示/讲解机制与操作；7—10s 收束停在尾帧。无中文文字/字幕/Logo/水印；保持同一光线与镜头空间；无伪实验/伪专家；不出现可读数字表格。</w:t>
+        <w:rPr>
+          <w:b w:val="0"/>
+        </w:rPr>
+        <w:t>9:16 竖屏，高级半写实 3D/2.5D 现代家庭科学动画。现代中国家庭洗衣阳台：米白墙面、浅木储物柜、白色前开门滚筒洗衣机、灰白台面，上午左侧自然光。本镜主题「买衣服时怎么看出一件衣服可能很难打理」（母题变量：纤维结构、摩擦和张力导致的形变、领口、针织、毛衣的不同失效模式、洗涤和晾晒如何降低机械损伤、购买时从材质/织法预判维护难度）。0—3s：固定出错对象，给出步骤起点；3—7s：镜头跟随手或物件依序完成动作；7—10s：停在正确完成的结果。本段用横向时间轴/进度条推进，便于理解时长或顺序。本段用收藏型清单，条目逐个打钩点亮。本段用家庭系统简图，节点连线呈现要素关系。动画风格借用：纤维微观 / 污渍脱落 / 水膜泡沫 / 滚筒机械运动 / 布料变形。镜头最后稳定帧直接作为下一镜首帧。。无中文文字/字幕/Logo/水印/名牌；不改变衣服/材质/产品外观颜色；不出现可读数字表格；不做伪实景/伪医生/伪检测画面。</w:t>
       </w:r>
     </w:p>
     <w:p/>
@@ -1240,13 +1213,7 @@
     </w:p>
     <w:p>
       <w:r>
-        <w:rPr>
-          <w:b/>
-        </w:rPr>
-        <w:t>START_FRAME：</w:t>
-      </w:r>
-      <w:r>
-        <w:t>现代中国城市家庭洗衣阳台：米白墙面、浅木储物柜、白色前开门滚筒洗衣机、灰白台面，上午左侧自然光；主体与开头相扣。</w:t>
+        <w:t>START_FRAME（首帧·五锁）：自上一镜尾帧继承：浅色棉质衣物/织物保持相同形态/材质/位置，上午左侧自然光，光比柔和，构图连续（五锁）。</w:t>
       </w:r>
     </w:p>
     <w:p>
@@ -1284,13 +1251,7 @@
     </w:p>
     <w:p>
       <w:r>
-        <w:rPr>
-          <w:b/>
-        </w:rPr>
-        <w:t>END_FRAME：</w:t>
-      </w:r>
-      <w:r>
-        <w:t>稳定停在可桥接的尾帧，作下一镜首帧。</w:t>
+        <w:t>END_FRAME（尾帧·五锁）：镜头稳定停在衣事空间完成态（浅色棉质衣物/织物，上午左侧自然光，光比柔和），画面右下留出供后期放品牌/片尾。</w:t>
       </w:r>
     </w:p>
     <w:p>
@@ -1333,7 +1294,10 @@
     </w:p>
     <w:p>
       <w:r>
-        <w:t>9:16 竖屏，高级半写实 3D/2.5D 现代家庭科学动画。现代中国城市家庭洗衣阳台：米白墙面、浅木储物柜、白色前开门滚筒洗衣机、灰白台面，上午左侧自然光。0—3s 引入「买衣服时怎么看出一件衣服可能很难打理」主视觉事件；3—7s 演示/讲解机制与操作；7—10s 收束停在尾帧。无中文文字/字幕/Logo/水印；保持同一光线与镜头空间；无伪实验/伪专家；不出现可读数字表格。</w:t>
+        <w:rPr>
+          <w:b w:val="0"/>
+        </w:rPr>
+        <w:t>9:16 竖屏，高级半写实 3D/2.5D 现代家庭科学动画。现代中国家庭洗衣阳台：米白墙面、浅木储物柜、白色前开门滚筒洗衣机、灰白台面，上午左侧自然光。本镜主题「买衣服时怎么看出一件衣服可能很难打理」（母题变量：纤维结构、摩擦和张力导致的形变、领口、针织、毛衣的不同失效模式、洗涤和晾晒如何降低机械损伤、购买时从材质/织法预判维护难度）。0—3s：并排摆出A/B/C或清单项；3—7s：按决策条件逐项扫选项；7—10s：停在选定结果或勾完的清单。本段用横向时间轴/进度条推进，便于理解时长或顺序。本段用收藏型清单，条目逐个打钩点亮。本段用家庭系统简图，节点连线呈现要素关系。动画风格借用：纤维微观 / 污渍脱落 / 水膜泡沫 / 滚筒机械运动 / 布料变形。末尾稳定停帧，右下留出供后期加品牌/片尾。。无中文文字/字幕/Logo/水印/名牌；不改变衣服/材质/产品外观颜色；不出现可读数字表格；不做伪实景/伪医生/伪检测画面。</w:t>
       </w:r>
     </w:p>
     <w:p/>
